--- a/ms/Appendix S2.docx
+++ b/ms/Appendix S2.docx
@@ -187,7 +187,7 @@
           <w14:ligatures w14:val="standardContextual"/>
         </w:rPr>
         <w:drawing>
-          <wp:inline distT="0" distB="0" distL="0" distR="0" wp14:anchorId="043E0D88" wp14:editId="62873C1C">
+          <wp:inline distT="0" distB="0" distL="0" distR="0" wp14:anchorId="043E0D88" wp14:editId="0B67E694">
             <wp:extent cx="5943600" cy="4075430"/>
             <wp:effectExtent l="0" t="0" r="0" b="1270"/>
             <wp:docPr id="1518587096" name="Picture 1" descr="A collage of land and land&#10;&#10;Description automatically generated"/>
@@ -5665,10 +5665,10 @@
         </w:rPr>
         <w:lastRenderedPageBreak/>
         <w:drawing>
-          <wp:inline distT="0" distB="0" distL="0" distR="0" wp14:anchorId="7BBBDAA5" wp14:editId="5F742F1D">
-            <wp:extent cx="5515411" cy="6204837"/>
+          <wp:inline distT="0" distB="0" distL="0" distR="0" wp14:anchorId="7BBBDAA5" wp14:editId="314DA962">
+            <wp:extent cx="5515410" cy="6204837"/>
             <wp:effectExtent l="0" t="0" r="9525" b="5715"/>
-            <wp:docPr id="1324358499" name="Picture 1" descr="A graph of different types of insects&#10;&#10;Description automatically generated"/>
+            <wp:docPr id="1324358499" name="Picture 1"/>
             <wp:cNvGraphicFramePr>
               <a:graphicFrameLocks xmlns:a="http://schemas.openxmlformats.org/drawingml/2006/main" noChangeAspect="1"/>
             </wp:cNvGraphicFramePr>
@@ -5676,7 +5676,7 @@
               <a:graphicData uri="http://schemas.openxmlformats.org/drawingml/2006/picture">
                 <pic:pic xmlns:pic="http://schemas.openxmlformats.org/drawingml/2006/picture">
                   <pic:nvPicPr>
-                    <pic:cNvPr id="1324358499" name="Picture 1" descr="A graph of different types of insects&#10;&#10;Description automatically generated"/>
+                    <pic:cNvPr id="1324358499" name="Picture 1"/>
                     <pic:cNvPicPr/>
                   </pic:nvPicPr>
                   <pic:blipFill>
@@ -5694,7 +5694,7 @@
                   <pic:spPr>
                     <a:xfrm>
                       <a:off x="0" y="0"/>
-                      <a:ext cx="5515411" cy="6204837"/>
+                      <a:ext cx="5515410" cy="6204837"/>
                     </a:xfrm>
                     <a:prstGeom prst="rect">
                       <a:avLst/>
